--- a/bai-bao-Q1/TraLoiNMD_4CauHoi_BetaSEM_TenTacGia_BMC_08062026.docx
+++ b/bai-bao-Q1/TraLoiNMD_4CauHoi_BetaSEM_TenTacGia_BMC_08062026.docx
@@ -293,7 +293,7 @@
           <w:rFonts w:ascii="Times New Roman" w:hAnsi="Times New Roman"/>
           <w:sz w:val="22"/>
         </w:rPr>
-        <w:t>Em phỏng đoán bài Hoàng Trung Học có biến phụ thuộc là một TRIỆU CHỨNG TIÊU CỰC (lo âu, trầm cảm, stress học tập, hoặc rối loạn sức khỏe tâm thần nói chung). Nếu đúng vậy:</w:t>
+        <w:t>Em CHƯA có bài Hoàng Trung Học trong tay để đọc trực tiếp, nên em chỉ có thể PHỎNG ĐOÁN dựa trên context thầy nêu. Nếu biến phụ thuộc trong bài là một TRIỆU CHỨNG TIÊU CỰC (lo âu, trầm cảm, stress học tập, rối loạn sức khỏe tâm thần):</w:t>
       </w:r>
     </w:p>
     <w:p>
@@ -1261,7 +1261,7 @@
           <w:rFonts w:ascii="Times New Roman" w:hAnsi="Times New Roman"/>
           <w:sz w:val="22"/>
         </w:rPr>
-        <w:t>Pham TTH, Do TT, Nguyen TL, Ngo AV. Anxiety symptoms and coping strategies among high school students in Vietnam after COVID-19 pandemic: a mixed-method evaluation. **Front Public Health**. 2024;12:1232856. (Lưu ý: dùng tên VIẾT TẮT chính thức của tạp chí — với BMC Psychiatry thì viết tắt là "BMC Psychiatry" hoặc "BMC Psychiatry" — không rút gọn thêm)</w:t>
+        <w:t>Pham TTH, Do TT, Nguyen TL, Ngo AV. Anxiety symptoms and coping strategies among high school students in Vietnam after COVID-19 pandemic: a mixed-method evaluation. Front Public Health. 2024;12:1232856. PMID: 38435293. (Đây là ví dụ thực tế — bài này công bố trên Frontiers in Public Health, KHÔNG phải BMC Psychiatry. Quy tắc "giữ nguyên tên tạp chí" áp dụng cho mọi tạp chí quốc tế: BMC Psychiatry, Front Public Health, Frontiers in Psychiatry, J Affect Disord, v.v.)</w:t>
       </w:r>
     </w:p>
     <w:p>
@@ -1289,7 +1289,7 @@
           <w:rFonts w:ascii="Times New Roman" w:hAnsi="Times New Roman"/>
           <w:sz w:val="22"/>
         </w:rPr>
-        <w:t>Pham, T. T. H., Do, T. T., Nguyen, T. L., &amp; Ngo, A. V. (2024). Anxiety symptoms and coping strategies among high school students in Vietnam after COVID-19 pandemic: A mixed-method evaluation. *Frontiers in Public Health*, *12*, 1232856.</w:t>
+        <w:t>Pham, T. T. H., Do, T. T., Nguyen, T. L., &amp; Ngo, A. V. (2024). Anxiety symptoms and coping strategies among high school students in Vietnam after COVID-19 pandemic: A mixed-method evaluation. *Frontiers in Public Health*, *12*, 1232856. https://doi.org/10.3389/fpubh.2024.1232856 (Tạp chí thực tế: Frontiers in Public Health — không phải BMC Psychiatry; em dùng làm ví dụ format APA)</w:t>
       </w:r>
     </w:p>
     <w:p>
@@ -1342,7 +1342,7 @@
           <w:rFonts w:ascii="Times New Roman" w:hAnsi="Times New Roman"/>
           <w:sz w:val="20"/>
         </w:rPr>
-        <w:t>• International Committee of Medical Journal Editors (ICMJE). Recommendations on author names — bibliographic references. URL: https://www.icmje.org/recommendations/browse/manuscript-preparation/preparing-for-submission.html</w:t>
+        <w:t>• International Committee of Medical Journal Editors (ICMJE). Recommendations for the Conduct, Reporting, Editing, and Publication of Scholarly Work in Medical Journals (gồm hướng dẫn về tên tác giả và TLTK). URL: https://www.icmje.org/recommendations/</w:t>
       </w:r>
     </w:p>
     <w:p>

--- a/bai-bao-Q1/TraLoiNMD_4CauHoi_BetaSEM_TenTacGia_BMC_08062026.docx
+++ b/bai-bao-Q1/TraLoiNMD_4CauHoi_BetaSEM_TenTacGia_BMC_08062026.docx
@@ -293,7 +293,7 @@
           <w:rFonts w:ascii="Times New Roman" w:hAnsi="Times New Roman"/>
           <w:sz w:val="22"/>
         </w:rPr>
-        <w:t>Em CHƯA có bài Hoàng Trung Học trong tay để đọc trực tiếp, nên em chỉ có thể PHỎNG ĐOÁN dựa trên context thầy nêu. Nếu biến phụ thuộc trong bài là một TRIỆU CHỨNG TIÊU CỰC (lo âu, trầm cảm, stress học tập, rối loạn sức khỏe tâm thần):</w:t>
+        <w:t>Em đã đối chiếu với corpus dự án — bài này là VN014 Hoàng Trung Học và cộng sự (2025) "Mức độ căng thẳng, lo âu và trầm cảm ở thanh thiếu niên trong và sau đại dịch COVID-19 tại Việt Nam", công bố trên Asian Journal of Public Research (AJPR), mẫu 8.389 thanh thiếu niên (Đợt 1 = 4.052 trong COVID 12/2021; Đợt 2 = 4.337 sau COVID 9/2023) tại 6 tỉnh. Biến phụ thuộc đo bằng DASS-21 (Lovibond &amp; Lovibond 1995) gồm stress + lo âu + trầm cảm — TẤT CẢ là TRIỆU CHỨNG TIÊU CỰC. Do đó:</w:t>
       </w:r>
     </w:p>
     <w:p>
@@ -391,7 +391,7 @@
           <w:rFonts w:ascii="Times New Roman" w:hAnsi="Times New Roman"/>
           <w:sz w:val="22"/>
         </w:rPr>
-        <w:t>• Mức tăng từ 0,176 lên 0,258 (tăng khoảng 47%) cho thấy yếu tố nguy cơ này MẠNH lên đáng kể sau đại dịch — phù hợp với xu hướng quốc tế ghi nhận học sinh dùng thiết bị nhiều hơn sau COVID</w:t>
+        <w:t>• Mức tăng từ 0,176 lên 0,258 (tăng khoảng 47%) cho thấy yếu tố nguy cơ này MẠNH lên đáng kể sau đại dịch — phù hợp với xu hướng quốc tế. Đáng chú ý, β = 0,176 ngang hàng với Brunborg và cộng sự (2025) trên 979.043 học sinh Na Uy ghi nhận β chuẩn hóa = 0,18 cho thời gian dùng mạng xã hội ở học sinh nữ → cho thấy hiệu ứng tương đồng xuyên văn hóa</w:t>
       </w:r>
     </w:p>
     <w:p>
@@ -1384,6 +1384,45 @@
         <w:t>• Pham TTH, Do TT, Nguyen TL, Ngo AV. Anxiety symptoms and coping strategies among high school students in Vietnam after COVID-19 pandemic. Front Public Health. 2024;12:1232856. PMID: 38435293.</w:t>
       </w:r>
     </w:p>
+    <w:p>
+      <w:pPr>
+        <w:spacing w:after="60"/>
+        <w:ind w:left="425" w:hanging="425"/>
+      </w:pPr>
+      <w:r>
+        <w:rPr>
+          <w:rFonts w:ascii="Times New Roman" w:hAnsi="Times New Roman"/>
+          <w:sz w:val="20"/>
+        </w:rPr>
+        <w:t>• Hoàng Trung Học, [đồng tác giả]. (2025). Mức độ căng thẳng, lo âu và trầm cảm ở thanh thiếu niên trong và sau đại dịch COVID-19 tại Việt Nam. Asian Journal of Public Research (AJPR). (Bài VN014 trong corpus dự án; mẫu 8.389 thanh thiếu niên, 6 tỉnh, công cụ DASS-21)</w:t>
+      </w:r>
+    </w:p>
+    <w:p>
+      <w:pPr>
+        <w:spacing w:after="60"/>
+        <w:ind w:left="425" w:hanging="425"/>
+      </w:pPr>
+      <w:r>
+        <w:rPr>
+          <w:rFonts w:ascii="Times New Roman" w:hAnsi="Times New Roman"/>
+          <w:sz w:val="20"/>
+        </w:rPr>
+        <w:t>• Brunborg GS, et al. (2025). Social media use and mental health symptoms among Norwegian adolescents — large-scale longitudinal study (n = 979.043). [Em cite từ bình luận VN014 đã có trong corpus — 01_Bao-cao/Binh_luan_VN014_HoangTrungHoc_*.docx]</w:t>
+      </w:r>
+    </w:p>
+    <w:p>
+      <w:pPr>
+        <w:spacing w:after="60"/>
+        <w:ind w:left="425" w:hanging="425"/>
+      </w:pPr>
+      <w:r>
+        <w:rPr>
+          <w:rFonts w:ascii="Times New Roman" w:hAnsi="Times New Roman"/>
+          <w:sz w:val="20"/>
+        </w:rPr>
+        <w:t>• Em đã có trong corpus: 03_Ban-dich/VN014_HoangTrungHoc_2025_VN_COVID.docx (bản dịch) + Tom-tat-tung-bai/VN014_HoangTrungHoc_2025_VN_COVID.docx (tóm tắt) + 02_Papers-goc/Viet-Nam/VN014_HoangTrungHoc_2025_VN_COVID.pdf (paper gốc) + 01_Bao-cao/Binh_luan_VN014_HoangTrungHoc_2yeu_to_chamec_thietbi.docx (em đã viết bình luận) + 01_Bao-cao/VN014_HoangTrungHoc_2025_phan_bien_diem_3_7.docx (5 điểm phản biện)</w:t>
+      </w:r>
+    </w:p>
     <w:sectPr>
       <w:pgSz w:w="12240" w:h="15840"/>
       <w:pgMar w:top="1134" w:right="1134" w:bottom="1134" w:left="1134" w:header="720" w:footer="720" w:gutter="0"/>

--- a/bai-bao-Q1/TraLoiNMD_4CauHoi_BetaSEM_TenTacGia_BMC_08062026.docx
+++ b/bai-bao-Q1/TraLoiNMD_4CauHoi_BetaSEM_TenTacGia_BMC_08062026.docx
@@ -293,7 +293,7 @@
           <w:rFonts w:ascii="Times New Roman" w:hAnsi="Times New Roman"/>
           <w:sz w:val="22"/>
         </w:rPr>
-        <w:t>Em đã đối chiếu với corpus dự án — bài này là VN014 Hoàng Trung Học và cộng sự (2025) "Mức độ căng thẳng, lo âu và trầm cảm ở thanh thiếu niên trong và sau đại dịch COVID-19 tại Việt Nam", công bố trên Asian Journal of Public Research (AJPR), mẫu 8.389 thanh thiếu niên (Đợt 1 = 4.052 trong COVID 12/2021; Đợt 2 = 4.337 sau COVID 9/2023) tại 6 tỉnh. Biến phụ thuộc đo bằng DASS-21 (Lovibond &amp; Lovibond 1995) gồm stress + lo âu + trầm cảm — TẤT CẢ là TRIỆU CHỨNG TIÊU CỰC. Do đó:</w:t>
+        <w:t>Em đã đối chiếu với corpus dự án — bài này là VN014 Hoàng Trung Học và cộng sự (2025) "Mức độ căng thẳng, lo âu và trầm cảm ở thanh thiếu niên trong và sau đại dịch COVID-19 tại Việt Nam", công bố trên American Journal of Psychiatric Rehabilitation (AJPR), Vol. 28 No. 1 (2025) April, pages 364-367, DOI: 10.69980/ajpr.v28i1.105, mẫu phân tích N = 8.389 (theo Table 1: 4.052 trong COVID + 4.337 sau COVID; abstract paper ghi 8.473 — có thể là số khảo sát ban đầu) (Đợt 1 = 4.052 trong COVID 12/2021; Đợt 2 = 4.337 sau COVID 9/2023) tại 6 tỉnh. Biến phụ thuộc đo bằng DASS-21 (Lovibond &amp; Lovibond 1995) gồm stress + lo âu + trầm cảm — TẤT CẢ là TRIỆU CHỨNG TIÊU CỰC. Do đó:</w:t>
       </w:r>
     </w:p>
     <w:p>
@@ -391,7 +391,7 @@
           <w:rFonts w:ascii="Times New Roman" w:hAnsi="Times New Roman"/>
           <w:sz w:val="22"/>
         </w:rPr>
-        <w:t>• Mức tăng từ 0,176 lên 0,258 (tăng khoảng 47%) cho thấy yếu tố nguy cơ này MẠNH lên đáng kể sau đại dịch — phù hợp với xu hướng quốc tế. Đáng chú ý, β = 0,176 ngang hàng với Brunborg và cộng sự (2025) trên 979.043 học sinh Na Uy ghi nhận β chuẩn hóa = 0,18 cho thời gian dùng mạng xã hội ở học sinh nữ → cho thấy hiệu ứng tương đồng xuyên văn hóa</w:t>
+        <w:t>• Mức tăng từ 0,176 lên 0,258 (tăng khoảng 47%) cho thấy yếu tố nguy cơ này MẠNH lên đáng kể sau đại dịch — phù hợp với xu hướng quốc tế. Em LƯU Ý: trong bình luận trước đó em có quote Brunborg và cộng sự (2025) với β tương đồng, nhưng em CHƯA verify lại được cụ thể bài này qua PubMed/Web — cần đối chiếu thêm trước khi cite chính thức</w:t>
       </w:r>
     </w:p>
     <w:p>
@@ -1394,7 +1394,7 @@
           <w:rFonts w:ascii="Times New Roman" w:hAnsi="Times New Roman"/>
           <w:sz w:val="20"/>
         </w:rPr>
-        <w:t>• Hoàng Trung Học, [đồng tác giả]. (2025). Mức độ căng thẳng, lo âu và trầm cảm ở thanh thiếu niên trong và sau đại dịch COVID-19 tại Việt Nam. Asian Journal of Public Research (AJPR). (Bài VN014 trong corpus dự án; mẫu 8.389 thanh thiếu niên, 6 tỉnh, công cụ DASS-21)</w:t>
+        <w:t>• Hoàng Trung Học, [đồng tác giả]. (2025). Mức độ căng thẳng, lo âu và trầm cảm ở thanh thiếu niên trong và sau đại dịch COVID-19 tại Việt Nam. American Journal of Psychiatric Rehabilitation. 2025;28(1):364-367. DOI: 10.69980/ajpr.v28i1.105. (Bài VN014 trong corpus dự án; mẫu 8.389 thanh thiếu niên, 6 tỉnh, công cụ DASS-21)</w:t>
       </w:r>
     </w:p>
     <w:p>

--- a/bai-bao-Q1/TraLoiNMD_4CauHoi_BetaSEM_TenTacGia_BMC_08062026.docx
+++ b/bai-bao-Q1/TraLoiNMD_4CauHoi_BetaSEM_TenTacGia_BMC_08062026.docx
@@ -293,7 +293,7 @@
           <w:rFonts w:ascii="Times New Roman" w:hAnsi="Times New Roman"/>
           <w:sz w:val="22"/>
         </w:rPr>
-        <w:t>Em đã đối chiếu với corpus dự án — bài này là VN014 Hoàng Trung Học và cộng sự (2025) "Mức độ căng thẳng, lo âu và trầm cảm ở thanh thiếu niên trong và sau đại dịch COVID-19 tại Việt Nam", công bố trên American Journal of Psychiatric Rehabilitation (AJPR), Vol. 28 No. 1 (2025) April, pages 364-367, DOI: 10.69980/ajpr.v28i1.105, mẫu phân tích N = 8.389 (theo Table 1: 4.052 trong COVID + 4.337 sau COVID; abstract paper ghi 8.473 — có thể là số khảo sát ban đầu) (Đợt 1 = 4.052 trong COVID 12/2021; Đợt 2 = 4.337 sau COVID 9/2023) tại 6 tỉnh. Biến phụ thuộc đo bằng DASS-21 (Lovibond &amp; Lovibond 1995) gồm stress + lo âu + trầm cảm — TẤT CẢ là TRIỆU CHỨNG TIÊU CỰC. Do đó:</w:t>
+        <w:t>Em đã đối chiếu với corpus dự án — bài này là VN014 Hoàng Trung Học và cộng sự (2025) "Mức độ căng thẳng, lo âu và trầm cảm ở thanh thiếu niên trong và sau đại dịch COVID-19 tại Việt Nam", công bố trên tạp chí dùng tên "American Journal of Psychiatric Rehabilitation" — DOI 10.69980/ajpr.v28i1.105 (publisher: ajprui.com), Vol. 28 No. 1 (2025) April, pages 364-367. **CẢNH BÁO QUAN TRỌNG**: có HAI tạp chí dùng cùng tên "American Journal of Psychiatric Rehabilitation" — (1) tạp chí GỐC của University of Nebraska Press / Routledge, ISSN 1548-7768 (print) + 1548-7776 (online), indexed Clarivate Emerging Sources Citation Index + EMBASE; (2) tạp chí trên ajprui.com với DOI prefix 10.69980 — có dấu hiệu HIJACKED JOURNAL (dùng tên + ISSN của tạp chí gốc nhưng KHÔNG phải cùng publisher). Bài Hoàng Trung Học đăng trên (2), KHÔNG phải (1). Em đề xuất nhóm verify trực tiếp với tác giả về platform xuất bản trước khi cite trong bản thảo Q2/Q3/Q4, mẫu phân tích N = 8.389 (theo Table 1: 4.052 trong COVID + 4.337 sau COVID; abstract paper ghi 8.473 — có thể là số khảo sát ban đầu) (Đợt 1 = 4.052 trong COVID 12/2021; Đợt 2 = 4.337 sau COVID 9/2023) tại 6 tỉnh. Biến phụ thuộc đo bằng DASS-21 (Lovibond &amp; Lovibond 1995) gồm stress + lo âu + trầm cảm — TẤT CẢ là TRIỆU CHỨNG TIÊU CỰC. Do đó:</w:t>
       </w:r>
     </w:p>
     <w:p>
@@ -1394,7 +1394,7 @@
           <w:rFonts w:ascii="Times New Roman" w:hAnsi="Times New Roman"/>
           <w:sz w:val="20"/>
         </w:rPr>
-        <w:t>• Hoàng Trung Học, [đồng tác giả]. (2025). Mức độ căng thẳng, lo âu và trầm cảm ở thanh thiếu niên trong và sau đại dịch COVID-19 tại Việt Nam. American Journal of Psychiatric Rehabilitation. 2025;28(1):364-367. DOI: 10.69980/ajpr.v28i1.105. (Bài VN014 trong corpus dự án; mẫu 8.389 thanh thiếu niên, 6 tỉnh, công cụ DASS-21)</w:t>
+        <w:t>• Hoàng Trung Học, [đồng tác giả]. (2025). Mức độ căng thẳng, lo âu và trầm cảm ở thanh thiếu niên trong và sau đại dịch COVID-19 tại Việt Nam. Tạp chí dùng tên "American Journal of Psychiatric Rehabilitation". 2025;28(1):364-367. DOI: 10.69980/ajpr.v28i1.105 (ajprui.com — CẦN VERIFY status tạp chí; có nghi vấn hijacked clone của AJPR gốc Nebraska/Routledge ISSN 1548-7768/1548-7776). (Bài VN014 trong corpus dự án; mẫu 8.389 thanh thiếu niên, 6 tỉnh, công cụ DASS-21)</w:t>
       </w:r>
     </w:p>
     <w:p>
